--- a/qf39.docx
+++ b/qf39.docx
@@ -301,14 +301,46 @@
           <w:rFonts w:ascii="Times New Roman" w:hAnsi="Times New Roman" w:cs="Times New Roman"/>
           <w:i/>
         </w:rPr>
-        <w:t xml:space="preserve">. I am entrusting the softcopy of the research to be used for this purpose only. </w:t>
-      </w:r>
+        <w:t xml:space="preserve">. I am entrusting the </w:t>
+      </w:r>
+      <w:proofErr w:type="gramStart"/>
       <w:r>
         <w:rPr>
           <w:rFonts w:ascii="Times New Roman" w:hAnsi="Times New Roman" w:cs="Times New Roman"/>
           <w:i/>
         </w:rPr>
-        <w:t xml:space="preserve"> I hereby certify that the information given are true and correct and the research conducted is authentic. I further signify my commitment to revise the paper as per evaluation results</w:t>
+        <w:t>softcopy</w:t>
+      </w:r>
+      <w:proofErr w:type="gramEnd"/>
+      <w:r>
+        <w:rPr>
+          <w:rFonts w:ascii="Times New Roman" w:hAnsi="Times New Roman" w:cs="Times New Roman"/>
+          <w:i/>
+        </w:rPr>
+        <w:t xml:space="preserve"> of the research to be used for this purpose only. </w:t>
+      </w:r>
+      <w:r>
+        <w:rPr>
+          <w:rFonts w:ascii="Times New Roman" w:hAnsi="Times New Roman" w:cs="Times New Roman"/>
+          <w:i/>
+        </w:rPr>
+        <w:t xml:space="preserve"> I hereby certify that the information given </w:t>
+      </w:r>
+      <w:proofErr w:type="gramStart"/>
+      <w:r>
+        <w:rPr>
+          <w:rFonts w:ascii="Times New Roman" w:hAnsi="Times New Roman" w:cs="Times New Roman"/>
+          <w:i/>
+        </w:rPr>
+        <w:t>are</w:t>
+      </w:r>
+      <w:proofErr w:type="gramEnd"/>
+      <w:r>
+        <w:rPr>
+          <w:rFonts w:ascii="Times New Roman" w:hAnsi="Times New Roman" w:cs="Times New Roman"/>
+          <w:i/>
+        </w:rPr>
+        <w:t xml:space="preserve"> true and correct and the research conducted is authentic. I further signify my commitment to revise the paper as per evaluation results</w:t>
       </w:r>
       <w:r>
         <w:rPr>
@@ -1020,13 +1052,16 @@
         <w:rPr>
           <w:rFonts w:ascii="Times New Roman" w:hAnsi="Times New Roman"/>
         </w:rPr>
-        <w:t xml:space="preserve"> ______</w:t>
-      </w:r>
-      <w:r>
-        <w:rPr>
-          <w:rFonts w:ascii="Times New Roman" w:hAnsi="Times New Roman"/>
-        </w:rPr>
-        <w:t>__</w:t>
+        <w:t xml:space="preserve"> </w:t>
+      </w:r>
+      <w:r>
+        <w:rPr>
+          <w:rFonts w:ascii="Times New Roman" w:hAnsi="Times New Roman"/>
+          <w:i/>
+          <w:iCs/>
+          <w:u w:val="single"/>
+        </w:rPr>
+        <w:t>${APP_NUMBER}</w:t>
       </w:r>
       <w:r>
         <w:rPr>
@@ -1044,13 +1079,27 @@
         <w:rPr>
           <w:rFonts w:ascii="Times New Roman" w:hAnsi="Times New Roman"/>
         </w:rPr>
-        <w:t>Official Receipt Number:</w:t>
-      </w:r>
-      <w:r>
-        <w:rPr>
-          <w:rFonts w:ascii="Times New Roman" w:hAnsi="Times New Roman"/>
-        </w:rPr>
-        <w:t xml:space="preserve"> ______</w:t>
+        <w:t xml:space="preserve">Official Receipt </w:t>
+      </w:r>
+      <w:proofErr w:type="gramStart"/>
+      <w:r>
+        <w:rPr>
+          <w:rFonts w:ascii="Times New Roman" w:hAnsi="Times New Roman"/>
+        </w:rPr>
+        <w:t>Number:</w:t>
+      </w:r>
+      <w:r>
+        <w:rPr>
+          <w:rFonts w:ascii="Times New Roman" w:hAnsi="Times New Roman"/>
+        </w:rPr>
+        <w:t xml:space="preserve"> _</w:t>
+      </w:r>
+      <w:proofErr w:type="gramEnd"/>
+      <w:r>
+        <w:rPr>
+          <w:rFonts w:ascii="Times New Roman" w:hAnsi="Times New Roman"/>
+        </w:rPr>
+        <w:t>_____</w:t>
       </w:r>
       <w:r>
         <w:rPr>
